--- a/frontend/public/templates/ats-classic.docx
+++ b/frontend/public/templates/ats-classic.docx
@@ -281,14 +281,23 @@
         <w:pStyle w:val="Heading 2"/>
         <w:spacing/>
         <w:ind/>
-        <w:rPr/>
+        <w:rPr>
+          <w:b w:val="0"/>
+          <w:bCs/>
+        </w:rPr>
       </w:pPr>
       <w:r>
-        <w:rPr/>
+        <w:rPr>
+          <w:b w:val="0"/>
+          <w:bCs/>
+        </w:rPr>
         <w:t xml:space="preserve">{#bullets}</w:t>
       </w:r>
       <w:r>
-        <w:rPr/>
+        <w:rPr>
+          <w:b w:val="0"/>
+          <w:bCs/>
+        </w:rPr>
         <w:tab/>
       </w:r>
     </w:p>
@@ -296,6 +305,10 @@
       <w:pPr>
         <w:pBdr/>
         <w:pStyle w:val="List Bullet"/>
+        <w:numPr>
+          <w:ilvl w:val="0"/>
+          <w:numId w:val="11"/>
+        </w:numPr>
         <w:spacing/>
         <w:ind/>
         <w:rPr/>
@@ -315,11 +328,7 @@
       </w:pPr>
       <w:r>
         <w:rPr/>
-        <w:t xml:space="preserve">{/</w:t>
-      </w:r>
-      <w:r>
-        <w:rPr/>
-        <w:t xml:space="preserve">bullets}</w:t>
+        <w:t xml:space="preserve">{/bullets}</w:t>
       </w:r>
     </w:p>
     <w:p>
@@ -455,7 +464,7 @@
       </w:pPr>
       <w:r>
         <w:rPr/>
-        <w:t xml:space="preserve">{institution}, {degree}</w:t>
+        <w:t xml:space="preserve">{institution},</w:t>
       </w:r>
       <w:r>
         <w:rPr/>
@@ -472,6 +481,25 @@
         <w:pStyle w:val="Normal"/>
         <w:spacing/>
         <w:ind/>
+        <w:rPr>
+          <w:b/>
+          <w:bCs/>
+        </w:rPr>
+      </w:pPr>
+      <w:r>
+        <w:rPr>
+          <w:b/>
+          <w:bCs/>
+        </w:rPr>
+        <w:t xml:space="preserve">{degree}</w:t>
+      </w:r>
+    </w:p>
+    <w:p>
+      <w:pPr>
+        <w:pBdr/>
+        <w:pStyle w:val="Normal"/>
+        <w:spacing/>
+        <w:ind/>
         <w:rPr/>
       </w:pPr>
       <w:r>
@@ -482,7 +510,11 @@
     <w:p>
       <w:pPr>
         <w:pBdr/>
-        <w:pStyle w:val="List Bullet"/>
+        <w:pStyle w:val="List Paragraph"/>
+        <w:numPr>
+          <w:ilvl w:val="0"/>
+          <w:numId w:val="11"/>
+        </w:numPr>
         <w:spacing/>
         <w:ind/>
         <w:rPr/>
@@ -636,6 +668,10 @@
       <w:pPr>
         <w:pBdr/>
         <w:pStyle w:val="List Bullet"/>
+        <w:numPr>
+          <w:ilvl w:val="0"/>
+          <w:numId w:val="11"/>
+        </w:numPr>
         <w:spacing/>
         <w:ind/>
         <w:rPr/>
@@ -811,44 +847,84 @@
       </w:r>
       <w:r>
         <w:rPr/>
+        <w:t xml:space="preserve">{#technologies}</w:t>
+      </w:r>
+    </w:p>
+    <w:p>
+      <w:pPr>
+        <w:pBdr/>
+        <w:pStyle w:val="List Bullet"/>
+        <w:numPr>
+          <w:ilvl w:val="0"/>
+          <w:numId w:val="11"/>
+        </w:numPr>
+        <w:spacing/>
+        <w:ind/>
+        <w:rPr/>
+      </w:pPr>
+      <w:r>
+        <w:rPr/>
+        <w:t xml:space="preserve">{.}</w:t>
+      </w:r>
+    </w:p>
+    <w:p>
+      <w:pPr>
+        <w:pBdr/>
+        <w:pStyle w:val="List Bullet"/>
+        <w:numPr>
+          <w:ilvl w:val="0"/>
+          <w:numId w:val="0"/>
+        </w:numPr>
+        <w:spacing/>
+        <w:ind w:left="288"/>
+        <w:rPr/>
+      </w:pPr>
+      <w:r>
+        <w:rPr/>
+        <w:t xml:space="preserve">{/technologies}</w:t>
+      </w:r>
+      <w:r>
+        <w:rPr/>
         <w:br/>
       </w:r>
       <w:r>
         <w:rPr/>
-        <w:t xml:space="preserve">{#technologies}</w:t>
-      </w:r>
-      <w:r>
-        <w:rPr/>
         <w:br/>
       </w:r>
       <w:r>
         <w:rPr/>
-        <w:t xml:space="preserve">{.}{/technologies}</w:t>
-      </w:r>
-      <w:r>
-        <w:rPr/>
-        <w:br/>
-      </w:r>
-      <w:r>
-        <w:rPr/>
-        <w:br/>
-      </w:r>
-      <w:r>
-        <w:rPr/>
         <w:t xml:space="preserve">{#bullets}</w:t>
       </w:r>
+    </w:p>
+    <w:p>
+      <w:pPr>
+        <w:pBdr/>
+        <w:pStyle w:val="List Bullet"/>
+        <w:numPr>
+          <w:ilvl w:val="0"/>
+          <w:numId w:val="11"/>
+        </w:numPr>
+        <w:spacing/>
+        <w:ind/>
+        <w:rPr/>
+      </w:pPr>
       <w:r>
         <w:rPr/>
-        <w:br/>
+        <w:t xml:space="preserve">{.}</w:t>
       </w:r>
-      <w:r>
-        <w:rPr/>
-        <w:t xml:space="preserve">• {.}</w:t>
-      </w:r>
-      <w:r>
-        <w:rPr/>
-        <w:br/>
-      </w:r>
+    </w:p>
+    <w:p>
+      <w:pPr>
+        <w:pBdr/>
+        <w:pStyle w:val="List Bullet"/>
+        <w:numPr>
+          <w:ilvl w:val="0"/>
+          <w:numId w:val="0"/>
+        </w:numPr>
+        <w:spacing/>
+        <w:ind w:left="288"/>
+        <w:rPr/>
+      </w:pPr>
       <w:r>
         <w:rPr/>
         <w:t xml:space="preserve">{/bullets}</w:t>
@@ -941,7 +1017,7 @@
       <w:pPr>
         <w:pBdr/>
         <w:pStyle w:val="Normal"/>
-        <w:spacing w:after="0"/>
+        <w:spacing/>
         <w:ind/>
         <w:rPr/>
       </w:pPr>
@@ -1029,7 +1105,7 @@
       <w:pPr>
         <w:pBdr/>
         <w:pStyle w:val="Normal"/>
-        <w:spacing w:after="0"/>
+        <w:spacing/>
         <w:ind/>
         <w:rPr/>
       </w:pPr>
@@ -1095,7 +1171,7 @@
         <w:spacing/>
         <w:ind w:left="1492" w:hanging="360"/>
         <w:tabs>
-          <w:tab w:val="num" w:pos="1491.9999694824219"/>
+          <w:tab w:val="num" w:pos="1491.0000610351562"/>
         </w:tabs>
       </w:pPr>
       <w:rPr/>
@@ -1325,7 +1401,7 @@
         <w:spacing/>
         <w:ind w:left="926" w:hanging="360"/>
         <w:tabs>
-          <w:tab w:val="num" w:pos="925.9999847412109"/>
+          <w:tab w:val="num" w:pos="925"/>
         </w:tabs>
       </w:pPr>
       <w:rPr/>
@@ -1555,7 +1631,7 @@
         <w:spacing/>
         <w:ind w:left="1492" w:hanging="360"/>
         <w:tabs>
-          <w:tab w:val="num" w:pos="1491.9999694824219"/>
+          <w:tab w:val="num" w:pos="1491.0000610351562"/>
         </w:tabs>
       </w:pPr>
       <w:rPr>
@@ -1789,7 +1865,7 @@
         <w:spacing/>
         <w:ind w:left="926" w:hanging="360"/>
         <w:tabs>
-          <w:tab w:val="num" w:pos="925.9999847412109"/>
+          <w:tab w:val="num" w:pos="925"/>
         </w:tabs>
       </w:pPr>
       <w:rPr>
@@ -2126,6 +2202,135 @@
     </w:lvl>
   </w:abstractNum>
   <w:abstractNum w:abstractNumId="10">
+    <w:nsid w:val="127014BE"/>
+    <w:lvl w:ilvl="0">
+      <w:start w:val="0"/>
+      <w:numFmt w:val="bullet"/>
+      <w:suff w:val="tab"/>
+      <w:lvlText w:val=""/>
+      <w:pPr>
+        <w:pBdr/>
+        <w:spacing/>
+        <w:ind w:left="648" w:hanging="360"/>
+      </w:pPr>
+      <w:rPr>
+        <w:rFonts w:ascii="Symbol" w:eastAsiaTheme="minorHAnsi" w:hAnsi="Symbol" w:cstheme="minorBidi" w:hint="default"/>
+      </w:rPr>
+    </w:lvl>
+    <w:lvl w:ilvl="1">
+      <w:start w:val="0"/>
+      <w:numFmt w:val="bullet"/>
+      <w:suff w:val="tab"/>
+      <w:lvlText w:val="o"/>
+      <w:pPr>
+        <w:pBdr/>
+        <w:spacing/>
+        <w:ind w:left="1368" w:hanging="360"/>
+      </w:pPr>
+      <w:rPr>
+        <w:rFonts w:ascii="Courier New" w:hAnsi="Courier New" w:cs="Courier New" w:hint="default"/>
+      </w:rPr>
+    </w:lvl>
+    <w:lvl w:ilvl="2">
+      <w:start w:val="0"/>
+      <w:numFmt w:val="bullet"/>
+      <w:suff w:val="tab"/>
+      <w:lvlText w:val=""/>
+      <w:pPr>
+        <w:pBdr/>
+        <w:spacing/>
+        <w:ind w:left="2088" w:hanging="360"/>
+      </w:pPr>
+      <w:rPr>
+        <w:rFonts w:ascii="Wingdings" w:hAnsi="Wingdings" w:hint="default"/>
+      </w:rPr>
+    </w:lvl>
+    <w:lvl w:ilvl="3">
+      <w:start w:val="0"/>
+      <w:numFmt w:val="bullet"/>
+      <w:suff w:val="tab"/>
+      <w:lvlText w:val=""/>
+      <w:pPr>
+        <w:pBdr/>
+        <w:spacing/>
+        <w:ind w:left="2808" w:hanging="360"/>
+      </w:pPr>
+      <w:rPr>
+        <w:rFonts w:ascii="Symbol" w:hAnsi="Symbol" w:hint="default"/>
+      </w:rPr>
+    </w:lvl>
+    <w:lvl w:ilvl="4">
+      <w:start w:val="0"/>
+      <w:numFmt w:val="bullet"/>
+      <w:suff w:val="tab"/>
+      <w:lvlText w:val="o"/>
+      <w:pPr>
+        <w:pBdr/>
+        <w:spacing/>
+        <w:ind w:left="3528" w:hanging="360"/>
+      </w:pPr>
+      <w:rPr>
+        <w:rFonts w:ascii="Courier New" w:hAnsi="Courier New" w:cs="Courier New" w:hint="default"/>
+      </w:rPr>
+    </w:lvl>
+    <w:lvl w:ilvl="5">
+      <w:start w:val="0"/>
+      <w:numFmt w:val="bullet"/>
+      <w:suff w:val="tab"/>
+      <w:lvlText w:val=""/>
+      <w:pPr>
+        <w:pBdr/>
+        <w:spacing/>
+        <w:ind w:left="4248" w:hanging="360"/>
+      </w:pPr>
+      <w:rPr>
+        <w:rFonts w:ascii="Wingdings" w:hAnsi="Wingdings" w:hint="default"/>
+      </w:rPr>
+    </w:lvl>
+    <w:lvl w:ilvl="6">
+      <w:start w:val="0"/>
+      <w:numFmt w:val="bullet"/>
+      <w:suff w:val="tab"/>
+      <w:lvlText w:val=""/>
+      <w:pPr>
+        <w:pBdr/>
+        <w:spacing/>
+        <w:ind w:left="4968" w:hanging="360"/>
+      </w:pPr>
+      <w:rPr>
+        <w:rFonts w:ascii="Symbol" w:hAnsi="Symbol" w:hint="default"/>
+      </w:rPr>
+    </w:lvl>
+    <w:lvl w:ilvl="7">
+      <w:start w:val="0"/>
+      <w:numFmt w:val="bullet"/>
+      <w:suff w:val="tab"/>
+      <w:lvlText w:val="o"/>
+      <w:pPr>
+        <w:pBdr/>
+        <w:spacing/>
+        <w:ind w:left="5688" w:hanging="360"/>
+      </w:pPr>
+      <w:rPr>
+        <w:rFonts w:ascii="Courier New" w:hAnsi="Courier New" w:cs="Courier New" w:hint="default"/>
+      </w:rPr>
+    </w:lvl>
+    <w:lvl w:ilvl="8">
+      <w:start w:val="0"/>
+      <w:numFmt w:val="bullet"/>
+      <w:suff w:val="tab"/>
+      <w:lvlText w:val=""/>
+      <w:pPr>
+        <w:pBdr/>
+        <w:spacing/>
+        <w:ind w:left="6408" w:hanging="360"/>
+      </w:pPr>
+      <w:rPr>
+        <w:rFonts w:ascii="Wingdings" w:hAnsi="Wingdings" w:hint="default"/>
+      </w:rPr>
+    </w:lvl>
+  </w:abstractNum>
+  <w:abstractNum w:abstractNumId="11">
     <w:nsid w:val="39D60330"/>
     <w:lvl w:ilvl="0">
       <w:start w:val="0"/>
@@ -2294,6 +2499,9 @@
   <w:num w:numId="11">
     <w:abstractNumId w:val="10"/>
   </w:num>
+  <w:num w:numId="12">
+    <w:abstractNumId w:val="11"/>
+  </w:num>
 </w:numbering>
 </file>
 
@@ -2661,7 +2869,7 @@
     <w:pPr>
       <w:pBdr/>
       <w:numPr>
-        <w:numId w:val="11"/>
+        <w:numId w:val="12"/>
       </w:numPr>
       <w:spacing w:after="80"/>
       <w:ind w:left="288" w:firstLine="0"/>
@@ -2986,7 +3194,6 @@
     <w:rPr>
       <w:i/>
       <w:iCs/>
-      <w:color w:val="000000"/>
       <w:szCs w:val="18"/>
     </w:rPr>
   </w:style>
